--- a/doc/大作业文档/02-K3S部署方案说明.docx
+++ b/doc/大作业文档/02-K3S部署方案说明.docx
@@ -6815,17 +6815,8 @@
           <w:rFonts w:ascii="Consolas" w:eastAsia="Consolas" w:hAnsi="Consolas"/>
           <w:sz w:val="18"/>
         </w:rPr>
-        <w:t xml:space="preserve">: </w:t>
-      </w:r>
-      <w:proofErr w:type="spellStart"/>
-      <w:r>
-        <w:rPr>
-          <w:rFonts w:ascii="Consolas" w:eastAsia="Consolas" w:hAnsi="Consolas"/>
-          <w:sz w:val="18"/>
-        </w:rPr>
-        <w:t>IfNotPresent</w:t>
-      </w:r>
-      <w:proofErr w:type="spellEnd"/>
+        <w:t>: IfNotPresent</w:t>
+      </w:r>
     </w:p>
     <w:p>
       <w:pPr>
@@ -10789,13 +10780,8 @@
               <w:t>启动报</w:t>
             </w:r>
             <w:r>
-              <w:t xml:space="preserve"> Failed to connect to </w:t>
-            </w:r>
-            <w:proofErr w:type="spellStart"/>
-            <w:r>
-              <w:t>Nacos</w:t>
-            </w:r>
-            <w:proofErr w:type="spellEnd"/>
+              <w:t xml:space="preserve"> Failed to connect to Nacos</w:t>
+            </w:r>
           </w:p>
         </w:tc>
         <w:tc>
@@ -10941,13 +10927,8 @@
               <w:t>启动报</w:t>
             </w:r>
             <w:r>
-              <w:t xml:space="preserve"> Unknown database </w:t>
-            </w:r>
-            <w:proofErr w:type="spellStart"/>
-            <w:r>
-              <w:t>canteen_xxx</w:t>
-            </w:r>
-            <w:proofErr w:type="spellEnd"/>
+              <w:t xml:space="preserve"> Unknown database canteen_xxx</w:t>
+            </w:r>
           </w:p>
         </w:tc>
         <w:tc>
@@ -11000,11 +10981,9 @@
             <w:tcW w:w="2769" w:type="dxa"/>
           </w:tcPr>
           <w:p>
-            <w:proofErr w:type="spellStart"/>
             <w:r>
               <w:t>ImagePullBackOff</w:t>
             </w:r>
-            <w:proofErr w:type="spellEnd"/>
           </w:p>
         </w:tc>
         <w:tc>
